--- a/reports/module2/M1-成员B-对象与矩阵-模块二缺陷清单.docx
+++ b/reports/module2/M1-成员B-对象与矩阵-模块二缺陷清单.docx
@@ -1991,96 +1991,9 @@
         </w:rPr>
       </w:pPr>
       <w:r>
-        <w:rPr>
-          <w:rStyle w:val="15"/>
-          <w:lang/>
-        </w:rPr>
-        <w:fldChar w:fldCharType="begin"/>
-      </w:r>
-      <w:r>
-        <w:rPr>
-          <w:rStyle w:val="15"/>
-          <w:lang/>
-        </w:rPr>
-        <w:instrText xml:space="preserve"> </w:instrText>
-      </w:r>
-      <w:r>
-        <w:rPr>
-          <w:lang/>
-        </w:rPr>
-        <w:instrText xml:space="preserve">HYPERLINK \l "_Toc21701980"</w:instrText>
-      </w:r>
-      <w:r>
-        <w:rPr>
-          <w:rStyle w:val="15"/>
-          <w:lang/>
-        </w:rPr>
-        <w:instrText xml:space="preserve"> </w:instrText>
-      </w:r>
-      <w:r>
-        <w:rPr>
-          <w:rStyle w:val="15"/>
-          <w:lang/>
-        </w:rPr>
-        <w:fldChar w:fldCharType="separate"/>
-      </w:r>
-      <w:r>
-        <w:rPr>
-          <w:rStyle w:val="15"/>
-          <w:rFonts w:eastAsia="黑体"/>
-          <w:lang/>
-        </w:rPr>
-        <w:t>表3.4.1  001-</w:t>
-      </w:r>
-      <w:r>
-        <w:rPr>
-          <w:rStyle w:val="15"/>
-          <w:lang/>
-        </w:rPr>
-        <w:t>添加单个教师用户后页面不清空不跳转</w:t>
-      </w:r>
-      <w:r>
-        <w:rPr>
-          <w:lang/>
-        </w:rPr>
+        <w:t>表3.4.1  B-03 error_correction 构造参数未校验</w:t>
         <w:tab/>
-      </w:r>
-      <w:r>
-        <w:rPr>
-          <w:lang/>
-        </w:rPr>
-        <w:fldChar w:fldCharType="begin"/>
-      </w:r>
-      <w:r>
-        <w:rPr>
-          <w:lang/>
-        </w:rPr>
-        <w:instrText xml:space="preserve"> PAGEREF _Toc21701980 \h </w:instrText>
-      </w:r>
-      <w:r>
-        <w:rPr>
-          <w:lang/>
-        </w:rPr>
-        <w:fldChar w:fldCharType="separate"/>
-      </w:r>
-      <w:r>
-        <w:rPr>
-          <w:lang/>
-        </w:rPr>
         <w:t>5</w:t>
-      </w:r>
-      <w:r>
-        <w:rPr>
-          <w:lang/>
-        </w:rPr>
-        <w:fldChar w:fldCharType="end"/>
-      </w:r>
-      <w:r>
-        <w:rPr>
-          <w:rStyle w:val="15"/>
-          <w:lang/>
-        </w:rPr>
-        <w:fldChar w:fldCharType="end"/>
       </w:r>
     </w:p>
     <w:p>
@@ -3316,49 +3229,10 @@
         </w:rPr>
       </w:pPr>
       <w:bookmarkStart w:id="14" w:name="_Toc21701980"/>
-      <w:r>
-        <w:rPr>
-          <w:rFonts w:eastAsia="黑体"/>
-          <w:sz w:val="28"/>
-          <w:szCs w:val="28"/>
-        </w:rPr>
-        <w:t>表</w:t>
-      </w:r>
-      <w:r>
-        <w:rPr>
-          <w:rFonts w:hint="eastAsia" w:eastAsia="黑体"/>
-          <w:sz w:val="28"/>
-          <w:szCs w:val="28"/>
-        </w:rPr>
-        <w:t>3.4</w:t>
-      </w:r>
-      <w:r>
-        <w:rPr>
-          <w:rFonts w:eastAsia="黑体"/>
-          <w:sz w:val="28"/>
-          <w:szCs w:val="28"/>
-        </w:rPr>
-        <w:t xml:space="preserve">.1  </w:t>
-      </w:r>
-      <w:r>
-        <w:rPr>
-          <w:rFonts w:hint="eastAsia" w:eastAsia="黑体"/>
-          <w:sz w:val="28"/>
-          <w:szCs w:val="28"/>
-        </w:rPr>
-        <w:t>001-</w:t>
-      </w:r>
-      <w:r>
-        <w:rPr>
-          <w:rFonts w:hint="eastAsia"/>
-          <w:bCs w:val="0"/>
-          <w:sz w:val="18"/>
-          <w:szCs w:val="18"/>
-          <w:lang/>
-        </w:rPr>
-        <w:t>添加单个教师用户后页面不清空不跳转</w:t>
-      </w:r>
       <w:bookmarkEnd w:id="14"/>
+      <w:r>
+        <w:t>表3.4.1  B-03 error_correction 构造参数未校验</w:t>
+      </w:r>
     </w:p>
     <w:tbl>
       <w:tblPr>
